--- a/DangCongHuynh_22654611_Tuan05/DangCongHuynh_FileMinhChung.docx
+++ b/DangCongHuynh_22654611_Tuan05/DangCongHuynh_FileMinhChung.docx
@@ -26,6 +26,27 @@
           <w:lang w:val="en-US"/>
         </w:rPr>
         <w:t>Mssv: 22654611</w:t>
+      </w:r>
+    </w:p>
+    <w:p>
+      <w:pPr>
+        <w:rPr>
+          <w:lang w:val="en-US"/>
+        </w:rPr>
+      </w:pPr>
+    </w:p>
+    <w:p>
+      <w:pPr>
+        <w:pStyle w:val="Heading1"/>
+        <w:rPr>
+          <w:lang w:val="en-US"/>
+        </w:rPr>
+      </w:pPr>
+      <w:r>
+        <w:rPr>
+          <w:lang w:val="en-US"/>
+        </w:rPr>
+        <w:t xml:space="preserve">Phần 1: Docker </w:t>
       </w:r>
     </w:p>
     <w:p>
@@ -1555,6 +1576,246 @@
                     <a:xfrm>
                       <a:off x="0" y="0"/>
                       <a:ext cx="5731510" cy="525780"/>
+                    </a:xfrm>
+                    <a:prstGeom prst="rect">
+                      <a:avLst/>
+                    </a:prstGeom>
+                  </pic:spPr>
+                </pic:pic>
+              </a:graphicData>
+            </a:graphic>
+          </wp:inline>
+        </w:drawing>
+      </w:r>
+    </w:p>
+    <w:p>
+      <w:pPr>
+        <w:pStyle w:val="Heading2"/>
+        <w:rPr>
+          <w:sz w:val="28"/>
+          <w:szCs w:val="28"/>
+          <w:lang w:val="en-US"/>
+        </w:rPr>
+      </w:pPr>
+      <w:r>
+        <w:rPr>
+          <w:lang w:val="en-US"/>
+        </w:rPr>
+        <w:t>Phần 2: Bài 4</w:t>
+      </w:r>
+      <w:r>
+        <w:rPr>
+          <w:lang w:val="en-US"/>
+        </w:rPr>
+        <w:br/>
+      </w:r>
+      <w:r>
+        <w:rPr>
+          <w:rStyle w:val="Heading3Char"/>
+        </w:rPr>
+        <w:t>1. Monolathic</w:t>
+      </w:r>
+    </w:p>
+    <w:p>
+      <w:pPr>
+        <w:rPr>
+          <w:lang w:val="en-US"/>
+        </w:rPr>
+      </w:pPr>
+      <w:r>
+        <w:rPr>
+          <w:lang w:val="en-US"/>
+        </w:rPr>
+        <w:drawing>
+          <wp:inline distT="0" distB="0" distL="0" distR="0" wp14:anchorId="65B00711" wp14:editId="4C74C0E5">
+            <wp:extent cx="5731510" cy="1196340"/>
+            <wp:effectExtent l="0" t="0" r="2540" b="3810"/>
+            <wp:docPr id="1381450217" name="Picture 1"/>
+            <wp:cNvGraphicFramePr>
+              <a:graphicFrameLocks xmlns:a="http://schemas.openxmlformats.org/drawingml/2006/main" noChangeAspect="1"/>
+            </wp:cNvGraphicFramePr>
+            <a:graphic xmlns:a="http://schemas.openxmlformats.org/drawingml/2006/main">
+              <a:graphicData uri="http://schemas.openxmlformats.org/drawingml/2006/picture">
+                <pic:pic xmlns:pic="http://schemas.openxmlformats.org/drawingml/2006/picture">
+                  <pic:nvPicPr>
+                    <pic:cNvPr id="1381450217" name=""/>
+                    <pic:cNvPicPr/>
+                  </pic:nvPicPr>
+                  <pic:blipFill>
+                    <a:blip r:embed="rId31"/>
+                    <a:stretch>
+                      <a:fillRect/>
+                    </a:stretch>
+                  </pic:blipFill>
+                  <pic:spPr>
+                    <a:xfrm>
+                      <a:off x="0" y="0"/>
+                      <a:ext cx="5731510" cy="1196340"/>
+                    </a:xfrm>
+                    <a:prstGeom prst="rect">
+                      <a:avLst/>
+                    </a:prstGeom>
+                  </pic:spPr>
+                </pic:pic>
+              </a:graphicData>
+            </a:graphic>
+          </wp:inline>
+        </w:drawing>
+      </w:r>
+    </w:p>
+    <w:p>
+      <w:pPr>
+        <w:rPr>
+          <w:lang w:val="en-US"/>
+        </w:rPr>
+      </w:pPr>
+      <w:r>
+        <w:rPr>
+          <w:lang w:val="en-US"/>
+        </w:rPr>
+        <w:lastRenderedPageBreak/>
+        <w:drawing>
+          <wp:inline distT="0" distB="0" distL="0" distR="0" wp14:anchorId="5F35EED9" wp14:editId="565B0F2C">
+            <wp:extent cx="5731510" cy="2249805"/>
+            <wp:effectExtent l="0" t="0" r="2540" b="0"/>
+            <wp:docPr id="377356391" name="Picture 1"/>
+            <wp:cNvGraphicFramePr>
+              <a:graphicFrameLocks xmlns:a="http://schemas.openxmlformats.org/drawingml/2006/main" noChangeAspect="1"/>
+            </wp:cNvGraphicFramePr>
+            <a:graphic xmlns:a="http://schemas.openxmlformats.org/drawingml/2006/main">
+              <a:graphicData uri="http://schemas.openxmlformats.org/drawingml/2006/picture">
+                <pic:pic xmlns:pic="http://schemas.openxmlformats.org/drawingml/2006/picture">
+                  <pic:nvPicPr>
+                    <pic:cNvPr id="377356391" name=""/>
+                    <pic:cNvPicPr/>
+                  </pic:nvPicPr>
+                  <pic:blipFill>
+                    <a:blip r:embed="rId32"/>
+                    <a:stretch>
+                      <a:fillRect/>
+                    </a:stretch>
+                  </pic:blipFill>
+                  <pic:spPr>
+                    <a:xfrm>
+                      <a:off x="0" y="0"/>
+                      <a:ext cx="5731510" cy="2249805"/>
+                    </a:xfrm>
+                    <a:prstGeom prst="rect">
+                      <a:avLst/>
+                    </a:prstGeom>
+                  </pic:spPr>
+                </pic:pic>
+              </a:graphicData>
+            </a:graphic>
+          </wp:inline>
+        </w:drawing>
+      </w:r>
+    </w:p>
+    <w:p>
+      <w:pPr>
+        <w:pStyle w:val="Heading3"/>
+        <w:rPr>
+          <w:lang w:val="en-US"/>
+        </w:rPr>
+      </w:pPr>
+      <w:r>
+        <w:rPr>
+          <w:lang w:val="en-US"/>
+        </w:rPr>
+        <w:t>2</w:t>
+      </w:r>
+      <w:r>
+        <w:t xml:space="preserve">. </w:t>
+      </w:r>
+      <w:r>
+        <w:rPr>
+          <w:lang w:val="en-US"/>
+        </w:rPr>
+        <w:t>Service-base</w:t>
+      </w:r>
+    </w:p>
+    <w:p>
+      <w:pPr>
+        <w:rPr>
+          <w:lang w:val="en-US"/>
+        </w:rPr>
+      </w:pPr>
+      <w:r>
+        <w:rPr>
+          <w:lang w:val="en-US"/>
+        </w:rPr>
+        <w:drawing>
+          <wp:inline distT="0" distB="0" distL="0" distR="0" wp14:anchorId="34DD0AB5" wp14:editId="1EF09719">
+            <wp:extent cx="2832246" cy="1689187"/>
+            <wp:effectExtent l="0" t="0" r="6350" b="6350"/>
+            <wp:docPr id="1122786810" name="Picture 1"/>
+            <wp:cNvGraphicFramePr>
+              <a:graphicFrameLocks xmlns:a="http://schemas.openxmlformats.org/drawingml/2006/main" noChangeAspect="1"/>
+            </wp:cNvGraphicFramePr>
+            <a:graphic xmlns:a="http://schemas.openxmlformats.org/drawingml/2006/main">
+              <a:graphicData uri="http://schemas.openxmlformats.org/drawingml/2006/picture">
+                <pic:pic xmlns:pic="http://schemas.openxmlformats.org/drawingml/2006/picture">
+                  <pic:nvPicPr>
+                    <pic:cNvPr id="1122786810" name=""/>
+                    <pic:cNvPicPr/>
+                  </pic:nvPicPr>
+                  <pic:blipFill>
+                    <a:blip r:embed="rId33"/>
+                    <a:stretch>
+                      <a:fillRect/>
+                    </a:stretch>
+                  </pic:blipFill>
+                  <pic:spPr>
+                    <a:xfrm>
+                      <a:off x="0" y="0"/>
+                      <a:ext cx="2832246" cy="1689187"/>
+                    </a:xfrm>
+                    <a:prstGeom prst="rect">
+                      <a:avLst/>
+                    </a:prstGeom>
+                  </pic:spPr>
+                </pic:pic>
+              </a:graphicData>
+            </a:graphic>
+          </wp:inline>
+        </w:drawing>
+      </w:r>
+    </w:p>
+    <w:p>
+      <w:pPr>
+        <w:rPr>
+          <w:lang w:val="en-US"/>
+        </w:rPr>
+      </w:pPr>
+      <w:r>
+        <w:rPr>
+          <w:lang w:val="en-US"/>
+        </w:rPr>
+        <w:drawing>
+          <wp:inline distT="0" distB="0" distL="0" distR="0" wp14:anchorId="2B86EC2B" wp14:editId="0E6C9B64">
+            <wp:extent cx="5731510" cy="1415415"/>
+            <wp:effectExtent l="0" t="0" r="2540" b="0"/>
+            <wp:docPr id="1064194929" name="Picture 1"/>
+            <wp:cNvGraphicFramePr>
+              <a:graphicFrameLocks xmlns:a="http://schemas.openxmlformats.org/drawingml/2006/main" noChangeAspect="1"/>
+            </wp:cNvGraphicFramePr>
+            <a:graphic xmlns:a="http://schemas.openxmlformats.org/drawingml/2006/main">
+              <a:graphicData uri="http://schemas.openxmlformats.org/drawingml/2006/picture">
+                <pic:pic xmlns:pic="http://schemas.openxmlformats.org/drawingml/2006/picture">
+                  <pic:nvPicPr>
+                    <pic:cNvPr id="1064194929" name=""/>
+                    <pic:cNvPicPr/>
+                  </pic:nvPicPr>
+                  <pic:blipFill>
+                    <a:blip r:embed="rId34"/>
+                    <a:stretch>
+                      <a:fillRect/>
+                    </a:stretch>
+                  </pic:blipFill>
+                  <pic:spPr>
+                    <a:xfrm>
+                      <a:off x="0" y="0"/>
+                      <a:ext cx="5731510" cy="1415415"/>
                     </a:xfrm>
                     <a:prstGeom prst="rect">
                       <a:avLst/>
@@ -2010,7 +2271,6 @@
     <w:next w:val="Normal"/>
     <w:link w:val="Heading2Char"/>
     <w:uiPriority w:val="9"/>
-    <w:semiHidden/>
     <w:unhideWhenUsed/>
     <w:qFormat/>
     <w:rsid w:val="00175607"/>
@@ -2033,7 +2293,6 @@
     <w:next w:val="Normal"/>
     <w:link w:val="Heading3Char"/>
     <w:uiPriority w:val="9"/>
-    <w:semiHidden/>
     <w:unhideWhenUsed/>
     <w:qFormat/>
     <w:rsid w:val="00175607"/>
@@ -2227,7 +2486,6 @@
     <w:basedOn w:val="DefaultParagraphFont"/>
     <w:link w:val="Heading2"/>
     <w:uiPriority w:val="9"/>
-    <w:semiHidden/>
     <w:rsid w:val="00175607"/>
     <w:rPr>
       <w:rFonts w:asciiTheme="majorHAnsi" w:eastAsiaTheme="majorEastAsia" w:hAnsiTheme="majorHAnsi" w:cstheme="majorBidi"/>
@@ -2241,7 +2499,6 @@
     <w:basedOn w:val="DefaultParagraphFont"/>
     <w:link w:val="Heading3"/>
     <w:uiPriority w:val="9"/>
-    <w:semiHidden/>
     <w:rsid w:val="00175607"/>
     <w:rPr>
       <w:rFonts w:eastAsiaTheme="majorEastAsia" w:cstheme="majorBidi"/>
